--- a/hin/docx/037.content.docx
+++ b/hin/docx/037.content.docx
@@ -150,26 +150,6 @@
           <w:lang w:val="hi_IN" w:bidi="hi_IN"/>
         </w:rPr>
         <w:t>डर</w:t>
-      </w:r>
-      <w:r>
-        <w:rPr>
-          <w:lang w:val="hi_IN" w:bidi="hi_IN"/>
-        </w:rPr>
-      </w:r>
-    </w:p>
-    <w:p>
-      <w:pPr/>
-      <w:r>
-        <w:rPr>
-          <w:lang w:val="hi_IN" w:bidi="hi_IN"/>
-        </w:rPr>
-      </w:r>
-      <w:r>
-        <w:rPr>
-          <w:i/>
-          <w:lang w:val="hi_IN" w:bidi="hi_IN"/>
-        </w:rPr>
-        <w:t>ड्राच्मा, ड्रोमेडरी</w:t>
       </w:r>
       <w:r>
         <w:rPr>

--- a/hin/docx/037.content.docx
+++ b/hin/docx/037.content.docx
@@ -19,7 +19,7 @@
         <w:rPr>
           <w:lang w:val="hi_IN" w:bidi="hi_IN"/>
         </w:rPr>
-        <w:t>Resource: बाइबल कोश (टिंडेल)</w:t>
+        <w:t>Resource: Tyndale Open Bible Dictionary</w:t>
       </w:r>
       <w:r>
         <w:rPr>
@@ -112,7 +112,7 @@
         <w:rPr>
           <w:lang w:val="hi_IN" w:bidi="hi_IN"/>
         </w:rPr>
-        <w:t>बाइबल कोश (टिंडेल)</w:t>
+        <w:t>Tyndale Open Bible Dictionary</w:t>
       </w:r>
     </w:p>
     <w:p>

--- a/hin/docx/037.content.docx
+++ b/hin/docx/037.content.docx
@@ -149,7 +149,7 @@
         <w:rPr>
           <w:lang w:val="hi_IN" w:bidi="hi_IN"/>
         </w:rPr>
-        <w:t>डर</w:t>
+        <w:t>ढ</w:t>
       </w:r>
       <w:r>
         <w:rPr>
@@ -212,7 +212,7 @@
         <w:rPr>
           <w:lang w:val="hi_IN" w:bidi="hi_IN"/>
         </w:rPr>
-        <w:t>ड्राच्मा</w:t>
+        <w:t>ढला हुआ समुद्र</w:t>
       </w:r>
       <w:r>
         <w:rPr>
@@ -231,7 +231,25 @@
         <w:rPr>
           <w:lang w:val="hi_IN" w:bidi="hi_IN"/>
         </w:rPr>
-        <w:t xml:space="preserve">चाँदी से बना यूनानी सिक्का, जो लगभग रोमी दीनार के बराबर था। </w:t>
+        <w:t>राजा सुलैमान के मन्दिर में हौज का एक वैकल्पिक नाम (</w:t>
+      </w:r>
+      <w:hyperlink r:id="rId13">
+        <w:r>
+          <w:rPr>
+            <w:lang w:val="hi_IN" w:bidi="hi_IN"/>
+          </w:rPr>
+          <w:rPr>
+            <w:color w:val="0000EE"/>
+            <w:u w:val="single"/>
+          </w:rPr>
+          <w:t>1 रा 7:23</w:t>
+        </w:r>
+      </w:hyperlink>
+      <w:r>
+        <w:rPr>
+          <w:lang w:val="hi_IN" w:bidi="hi_IN"/>
+        </w:rPr>
+        <w:t xml:space="preserve">)। </w:t>
       </w:r>
       <w:r>
         <w:rPr>
@@ -250,7 +268,43 @@
         <w:rPr>
           <w:lang w:val="hi_IN" w:bidi="hi_IN"/>
         </w:rPr>
-        <w:t>सिक्के</w:t>
+        <w:t>कांस्य समुद्र</w:t>
+      </w:r>
+      <w:r>
+        <w:rPr>
+          <w:lang w:val="hi_IN" w:bidi="hi_IN"/>
+        </w:rPr>
+        <w:t xml:space="preserve">; </w:t>
+      </w:r>
+      <w:r>
+        <w:rPr>
+          <w:lang w:val="hi_IN" w:bidi="hi_IN"/>
+        </w:rPr>
+        <w:t>हौज</w:t>
+      </w:r>
+      <w:r>
+        <w:rPr>
+          <w:lang w:val="hi_IN" w:bidi="hi_IN"/>
+        </w:rPr>
+        <w:t xml:space="preserve">; </w:t>
+      </w:r>
+      <w:r>
+        <w:rPr>
+          <w:lang w:val="hi_IN" w:bidi="hi_IN"/>
+        </w:rPr>
+        <w:t>तम्बू</w:t>
+      </w:r>
+      <w:r>
+        <w:rPr>
+          <w:lang w:val="hi_IN" w:bidi="hi_IN"/>
+        </w:rPr>
+        <w:t xml:space="preserve">; </w:t>
+      </w:r>
+      <w:r>
+        <w:rPr>
+          <w:lang w:val="hi_IN" w:bidi="hi_IN"/>
+        </w:rPr>
+        <w:t>मन्दिर</w:t>
       </w:r>
       <w:r>
         <w:rPr>
@@ -285,7 +339,7 @@
         <w:rPr>
           <w:lang w:val="hi_IN" w:bidi="hi_IN"/>
         </w:rPr>
-        <w:t>ड्रोमेडरी</w:t>
+        <w:t>ढाल, ढाल धारक</w:t>
       </w:r>
       <w:r>
         <w:rPr>
@@ -304,7 +358,7 @@
         <w:rPr>
           <w:lang w:val="hi_IN" w:bidi="hi_IN"/>
         </w:rPr>
-        <w:t xml:space="preserve">अरबी नस्ल के वेग से चलने वाला ऊँट। </w:t>
+        <w:t xml:space="preserve">रक्षात्मक कवच और सैनिक या सेवक जो योद्धा की ढाल और हथियार ले जाते थे। </w:t>
       </w:r>
       <w:r>
         <w:rPr>
@@ -323,13 +377,157 @@
         <w:rPr>
           <w:lang w:val="hi_IN" w:bidi="hi_IN"/>
         </w:rPr>
-        <w:t>पशु (ऊँट)</w:t>
-      </w:r>
-      <w:r>
-        <w:rPr>
-          <w:lang w:val="hi_IN" w:bidi="hi_IN"/>
-        </w:rPr>
-        <w:t xml:space="preserve">। </w:t>
+        <w:t>कवच और हथियार</w:t>
+      </w:r>
+      <w:r>
+        <w:rPr>
+          <w:lang w:val="hi_IN" w:bidi="hi_IN"/>
+        </w:rPr>
+        <w:t>।</w:t>
+      </w:r>
+      <w:r>
+        <w:rPr>
+          <w:lang w:val="hi_IN" w:bidi="hi_IN"/>
+        </w:rPr>
+      </w:r>
+      <w:r>
+        <w:rPr>
+          <w:lang w:val="hi_IN" w:bidi="hi_IN"/>
+        </w:rPr>
+      </w:r>
+    </w:p>
+    <w:p>
+      <w:pPr/>
+      <w:r>
+        <w:rPr>
+          <w:lang w:val="hi_IN" w:bidi="hi_IN"/>
+        </w:rPr>
+      </w:r>
+    </w:p>
+    <w:p>
+      <w:pPr>
+        <w:pStyle w:val="Heading2"/>
+      </w:pPr>
+      <w:r>
+        <w:rPr>
+          <w:lang w:val="hi_IN" w:bidi="hi_IN"/>
+        </w:rPr>
+        <w:t>ढाला हुआ हौज</w:t>
+      </w:r>
+      <w:r>
+        <w:rPr>
+          <w:lang w:val="hi_IN" w:bidi="hi_IN"/>
+        </w:rPr>
+      </w:r>
+    </w:p>
+    <w:p>
+      <w:pPr>
+        <w:pStyle w:val="Heading2"/>
+      </w:pPr>
+      <w:r>
+        <w:rPr>
+          <w:lang w:val="hi_IN" w:bidi="hi_IN"/>
+        </w:rPr>
+        <w:t>ढाला हुआ हौज</w:t>
+      </w:r>
+      <w:r>
+        <w:rPr>
+          <w:lang w:val="hi_IN" w:bidi="hi_IN"/>
+        </w:rPr>
+        <w:t>*</w:t>
+      </w:r>
+    </w:p>
+    <w:p>
+      <w:pPr/>
+      <w:r>
+        <w:rPr>
+          <w:lang w:val="hi_IN" w:bidi="hi_IN"/>
+        </w:rPr>
+      </w:r>
+      <w:r>
+        <w:rPr>
+          <w:lang w:val="hi_IN" w:bidi="hi_IN"/>
+        </w:rPr>
+        <w:t xml:space="preserve">राजा सुलेमान के मंदिर में कासे के हौज (लावर) का एक वैकल्पिक नाम </w:t>
+      </w:r>
+      <w:hyperlink r:id="rId13">
+        <w:r>
+          <w:rPr>
+            <w:lang w:val="hi_IN" w:bidi="hi_IN"/>
+          </w:rPr>
+          <w:rPr>
+            <w:color w:val="0000EE"/>
+            <w:u w:val="single"/>
+          </w:rPr>
+          <w:t>1 राजा 7:23</w:t>
+        </w:r>
+      </w:hyperlink>
+      <w:r>
+        <w:rPr>
+          <w:lang w:val="hi_IN" w:bidi="hi_IN"/>
+        </w:rPr>
+        <w:t xml:space="preserve"> में है। </w:t>
+      </w:r>
+      <w:r>
+        <w:rPr>
+          <w:i/>
+          <w:lang w:val="hi_IN" w:bidi="hi_IN"/>
+        </w:rPr>
+        <w:t>देखें</w:t>
+      </w:r>
+      <w:r>
+        <w:rPr>
+          <w:lang w:val="hi_IN" w:bidi="hi_IN"/>
+        </w:rPr>
+        <w:t xml:space="preserve"> </w:t>
+      </w:r>
+      <w:r>
+        <w:rPr>
+          <w:lang w:val="hi_IN" w:bidi="hi_IN"/>
+        </w:rPr>
+        <w:t>कांस्य हौज</w:t>
+      </w:r>
+      <w:r>
+        <w:rPr>
+          <w:lang w:val="hi_IN" w:bidi="hi_IN"/>
+        </w:rPr>
+        <w:t xml:space="preserve">; </w:t>
+      </w:r>
+      <w:r>
+        <w:rPr>
+          <w:lang w:val="hi_IN" w:bidi="hi_IN"/>
+        </w:rPr>
+        <w:t>हौज (लावर)</w:t>
+      </w:r>
+      <w:r>
+        <w:rPr>
+          <w:lang w:val="hi_IN" w:bidi="hi_IN"/>
+        </w:rPr>
+        <w:t xml:space="preserve">; </w:t>
+      </w:r>
+      <w:r>
+        <w:rPr>
+          <w:lang w:val="hi_IN" w:bidi="hi_IN"/>
+        </w:rPr>
+        <w:t xml:space="preserve">पवित्र तंबू </w:t>
+      </w:r>
+      <w:r>
+        <w:rPr>
+          <w:lang w:val="hi_IN" w:bidi="hi_IN"/>
+        </w:rPr>
+        <w:t xml:space="preserve">; </w:t>
+      </w:r>
+      <w:r>
+        <w:rPr>
+          <w:lang w:val="hi_IN" w:bidi="hi_IN"/>
+        </w:rPr>
+        <w:t>मंदिर</w:t>
+      </w:r>
+      <w:r>
+        <w:rPr>
+          <w:lang w:val="hi_IN" w:bidi="hi_IN"/>
+        </w:rPr>
+        <w:t>।</w:t>
       </w:r>
       <w:r>
         <w:rPr>

--- a/hin/docx/037.content.docx
+++ b/hin/docx/037.content.docx
@@ -19,7 +19,7 @@
         <w:rPr>
           <w:lang w:val="hi_IN" w:bidi="hi_IN"/>
         </w:rPr>
-        <w:t>Resource: Tyndale Open Bible Dictionary</w:t>
+        <w:t>Resource: Aquifer Open Bible Dictionary</w:t>
       </w:r>
       <w:r>
         <w:rPr>
@@ -112,7 +112,7 @@
         <w:rPr>
           <w:lang w:val="hi_IN" w:bidi="hi_IN"/>
         </w:rPr>
-        <w:t>Tyndale Open Bible Dictionary</w:t>
+        <w:t>Aquifer Open Bible Dictionary</w:t>
       </w:r>
     </w:p>
     <w:p>

--- a/hin/docx/037.content.docx
+++ b/hin/docx/037.content.docx
@@ -233,18 +233,12 @@
         </w:rPr>
         <w:t>राजा सुलैमान के मन्दिर में हौज का एक वैकल्पिक नाम (</w:t>
       </w:r>
-      <w:hyperlink r:id="rId13">
-        <w:r>
-          <w:rPr>
-            <w:lang w:val="hi_IN" w:bidi="hi_IN"/>
-          </w:rPr>
-          <w:rPr>
-            <w:color w:val="0000EE"/>
-            <w:u w:val="single"/>
-          </w:rPr>
-          <w:t>1 रा 7:23</w:t>
-        </w:r>
-      </w:hyperlink>
+      <w:r>
+        <w:rPr>
+          <w:lang w:val="hi_IN" w:bidi="hi_IN"/>
+        </w:rPr>
+        <w:t>1 रा 7:23</w:t>
+      </w:r>
       <w:r>
         <w:rPr>
           <w:lang w:val="hi_IN" w:bidi="hi_IN"/>
@@ -450,18 +444,12 @@
         </w:rPr>
         <w:t xml:space="preserve">राजा सुलेमान के मंदिर में कासे के हौज (लावर) का एक वैकल्पिक नाम </w:t>
       </w:r>
-      <w:hyperlink r:id="rId13">
-        <w:r>
-          <w:rPr>
-            <w:lang w:val="hi_IN" w:bidi="hi_IN"/>
-          </w:rPr>
-          <w:rPr>
-            <w:color w:val="0000EE"/>
-            <w:u w:val="single"/>
-          </w:rPr>
-          <w:t>1 राजा 7:23</w:t>
-        </w:r>
-      </w:hyperlink>
+      <w:r>
+        <w:rPr>
+          <w:lang w:val="hi_IN" w:bidi="hi_IN"/>
+        </w:rPr>
+        <w:t>1 राजा 7:23</w:t>
+      </w:r>
       <w:r>
         <w:rPr>
           <w:lang w:val="hi_IN" w:bidi="hi_IN"/>
